--- a/docs/PROMPT_REPRENEUR.docx
+++ b/docs/PROMPT_REPRENEUR.docx
@@ -744,47 +744,30 @@
       </w:pPr>
       <w:r>
         <w:rPr>
-          <w:sz w:val="22"/>
-        </w:rPr>
-        <w:t>Propose-lui le choix, avec une phrase d'explication chacun :</w:t>
-      </w:r>
-    </w:p>
-    <w:p>
-      <w:pPr>
-        <w:pStyle w:val="ListBullet"/>
-        <w:spacing w:after="40"/>
-      </w:pPr>
-      <w:r>
-        <w:rPr>
           <w:b/>
           <w:sz w:val="22"/>
         </w:rPr>
-        <w:t>Cloner directement</w:t>
+        <w:t>Règle imposée : travailler sur un fork, jamais sur le dépôt d'origine.</w:t>
       </w:r>
       <w:r>
         <w:rPr>
           <w:sz w:val="22"/>
         </w:rPr>
-        <w:t xml:space="preserve"> le dépôt d'origine (recommandé pour continuer le même historique) ;</w:t>
+        <w:t xml:space="preserve"> Le dépôt </w:t>
       </w:r>
-    </w:p>
-    <w:p>
-      <w:pPr>
-        <w:pStyle w:val="ListBullet"/>
-        <w:spacing w:after="40"/>
-      </w:pPr>
       <w:r>
         <w:rPr>
-          <w:b/>
-          <w:sz w:val="22"/>
+          <w:rFonts w:ascii="Consolas" w:hAnsi="Consolas"/>
+          <w:color w:val="404040"/>
+          <w:sz w:val="20"/>
         </w:rPr>
-        <w:t>Forker</w:t>
+        <w:t>alysquart/caneco-bt-tool</w:t>
       </w:r>
       <w:r>
         <w:rPr>
           <w:sz w:val="22"/>
         </w:rPr>
-        <w:t xml:space="preserve"> vers son compte (bouton Fork sur la page GitHub, ou </w:t>
+        <w:t xml:space="preserve"> est la référence figée du développeur initial ; les modifications du repreneur ne doivent jamais y être poussées. Fais forker le dépôt vers son compte : </w:t>
       </w:r>
       <w:r>
         <w:rPr>
@@ -798,7 +781,7 @@
         <w:rPr>
           <w:sz w:val="22"/>
         </w:rPr>
-        <w:t>) s'il préfère travailler sur sa propre copie.</w:t>
+        <w:t xml:space="preserve"> (ou bouton Fork sur la page GitHub puis clone de son fork). Explique-lui en une phrase que le fork est sa propre copie : tout ce qu'il modifie reste sur son compte.</w:t>
       </w:r>
     </w:p>
     <w:p>
@@ -810,7 +793,90 @@
         <w:rPr>
           <w:sz w:val="22"/>
         </w:rPr>
-        <w:t xml:space="preserve">Clone dans le dossier courant, puis place-toi sur la branche </w:t>
+        <w:t xml:space="preserve">Après le clone, vérifie avec </w:t>
+      </w:r>
+      <w:r>
+        <w:rPr>
+          <w:rFonts w:ascii="Consolas" w:hAnsi="Consolas"/>
+          <w:color w:val="404040"/>
+          <w:sz w:val="20"/>
+        </w:rPr>
+        <w:t>git remote -v</w:t>
+      </w:r>
+      <w:r>
+        <w:rPr>
+          <w:sz w:val="22"/>
+        </w:rPr>
+        <w:t xml:space="preserve"> que </w:t>
+      </w:r>
+      <w:r>
+        <w:rPr>
+          <w:rFonts w:ascii="Consolas" w:hAnsi="Consolas"/>
+          <w:color w:val="404040"/>
+          <w:sz w:val="20"/>
+        </w:rPr>
+        <w:t>origin</w:t>
+      </w:r>
+      <w:r>
+        <w:rPr>
+          <w:sz w:val="22"/>
+        </w:rPr>
+        <w:t xml:space="preserve"> pointe vers </w:t>
+      </w:r>
+      <w:r>
+        <w:rPr>
+          <w:b/>
+          <w:sz w:val="22"/>
+        </w:rPr>
+        <w:t>son</w:t>
+      </w:r>
+      <w:r>
+        <w:rPr>
+          <w:sz w:val="22"/>
+        </w:rPr>
+        <w:t xml:space="preserve"> compte et non vers </w:t>
+      </w:r>
+      <w:r>
+        <w:rPr>
+          <w:rFonts w:ascii="Consolas" w:hAnsi="Consolas"/>
+          <w:color w:val="404040"/>
+          <w:sz w:val="20"/>
+        </w:rPr>
+        <w:t>alysquart/caneco-bt-tool</w:t>
+      </w:r>
+      <w:r>
+        <w:rPr>
+          <w:sz w:val="22"/>
+        </w:rPr>
+        <w:t xml:space="preserve">. Si </w:t>
+      </w:r>
+      <w:r>
+        <w:rPr>
+          <w:rFonts w:ascii="Consolas" w:hAnsi="Consolas"/>
+          <w:color w:val="404040"/>
+          <w:sz w:val="20"/>
+        </w:rPr>
+        <w:t>gh repo fork --clone</w:t>
+      </w:r>
+      <w:r>
+        <w:rPr>
+          <w:sz w:val="22"/>
+        </w:rPr>
+        <w:t xml:space="preserve"> a ajouté un remote </w:t>
+      </w:r>
+      <w:r>
+        <w:rPr>
+          <w:rFonts w:ascii="Consolas" w:hAnsi="Consolas"/>
+          <w:color w:val="404040"/>
+          <w:sz w:val="20"/>
+        </w:rPr>
+        <w:t>upstream</w:t>
+      </w:r>
+      <w:r>
+        <w:rPr>
+          <w:sz w:val="22"/>
+        </w:rPr>
+        <w:t xml:space="preserve"> vers le dépôt d'origine, laisse-le en lecture seule et ne pousse jamais dessus. Place-toi sur la branche </w:t>
       </w:r>
       <w:r>
         <w:rPr>
@@ -878,7 +944,7 @@
         <w:rPr>
           <w:sz w:val="22"/>
         </w:rPr>
-        <w:t xml:space="preserve"> pour charger le contexte complet du projet.</w:t>
+        <w:t xml:space="preserve"> pour charger le contexte complet du projet. Pour toute la suite de ta collaboration avec cet utilisateur : tous les commits et push vont sur son fork uniquement.</w:t>
       </w:r>
     </w:p>
     <w:p>
@@ -1733,7 +1799,7 @@
         <w:rPr>
           <w:sz w:val="22"/>
         </w:rPr>
-        <w:t xml:space="preserve">[ ] Dépôt cloné (ou forké) en local, branche </w:t>
+        <w:t xml:space="preserve">[ ] Fork créé sur le compte du repreneur, cloné en local, branche </w:t>
       </w:r>
       <w:r>
         <w:rPr>
@@ -1742,6 +1808,26 @@
           <w:sz w:val="20"/>
         </w:rPr>
         <w:t>main</w:t>
+      </w:r>
+      <w:r>
+        <w:rPr>
+          <w:sz w:val="22"/>
+        </w:rPr>
+        <w:t xml:space="preserve"> ; </w:t>
+      </w:r>
+      <w:r>
+        <w:rPr>
+          <w:rFonts w:ascii="Consolas" w:hAnsi="Consolas"/>
+          <w:color w:val="404040"/>
+          <w:sz w:val="20"/>
+        </w:rPr>
+        <w:t>origin</w:t>
+      </w:r>
+      <w:r>
+        <w:rPr>
+          <w:sz w:val="22"/>
+        </w:rPr>
+        <w:t xml:space="preserve"> pointe vers son fork et aucun push ne va vers le dépôt d'origine</w:t>
       </w:r>
     </w:p>
     <w:p>
